--- a/dist/RunwaysnPoppies-Reel-Scripts.docx
+++ b/dist/RunwaysnPoppies-Reel-Scripts.docx
@@ -201,7 +201,7 @@
                 <w:rFonts w:ascii="Consolas" w:hAnsi="Consolas"/>
                 <w:sz w:val="18"/>
               </w:rPr>
-              <w:t>POV: Saturday school is a nuclear cooling tower most people have never heard of.</w:t>
+              <w:t>481 feet tall. Never used. Not once.</w:t>
             </w:r>
           </w:p>
         </w:tc>
@@ -220,7 +220,7 @@
                 <w:b/>
                 <w:sz w:val="18"/>
               </w:rPr>
-              <w:t>"This is Satsop, Washington."</w:t>
+              <w:t>"Four hundred and eighty-one feet tall. Never used. Not once."</w:t>
             </w:r>
           </w:p>
         </w:tc>
@@ -985,7 +985,7 @@
                 <w:rFonts w:ascii="Consolas" w:hAnsi="Consolas"/>
                 <w:sz w:val="18"/>
               </w:rPr>
-              <w:t>My son's teacher put blue tape around his desk before he ever walked in the door.</w:t>
+              <w:t>Blue tape. My son's teacher put it around his desk before he ever walked in the door.</w:t>
             </w:r>
           </w:p>
         </w:tc>
@@ -998,6 +998,42 @@
               <w:rPr>
                 <w:sz w:val="18"/>
               </w:rPr>
+            </w:r>
+            <w:r>
+              <w:rPr>
+                <w:b/>
+                <w:sz w:val="18"/>
+              </w:rPr>
+              <w:t>HOOK B (recommended):</w:t>
+            </w:r>
+            <w:r>
+              <w:rPr>
+                <w:sz w:val="18"/>
+              </w:rPr>
+              <w:t xml:space="preserve"> </w:t>
+            </w:r>
+            <w:r>
+              <w:rPr>
+                <w:b/>
+                <w:sz w:val="18"/>
+              </w:rPr>
+              <w:t>"Blue tape. My son's fourth-grade teacher put blue tape on the floor around his desk before he ever walked in the door on the first day of school."</w:t>
+            </w:r>
+          </w:p>
+          <w:p/>
+          <w:p>
+            <w:r>
+              <w:rPr>
+                <w:b/>
+                <w:sz w:val="18"/>
+              </w:rPr>
+              <w:t>HOOK A (original):</w:t>
+            </w:r>
+            <w:r>
+              <w:rPr>
+                <w:sz w:val="18"/>
+              </w:rPr>
+              <w:t xml:space="preserve"> </w:t>
             </w:r>
             <w:r>
               <w:rPr>
@@ -2789,7 +2825,16 @@
                 <w:rFonts w:ascii="Consolas" w:hAnsi="Consolas"/>
                 <w:sz w:val="18"/>
               </w:rPr>
-              <w:t>They brought a threat assessment specialist into a meeting about my 9-year-old.</w:t>
+              <w:t>Threat assessment specialist.</w:t>
+            </w:r>
+          </w:p>
+          <w:p>
+            <w:r>
+              <w:rPr>
+                <w:rFonts w:ascii="Consolas" w:hAnsi="Consolas"/>
+                <w:sz w:val="18"/>
+              </w:rPr>
+              <w:t>That's who the school brought in because my 9-year-old said "pew."</w:t>
             </w:r>
           </w:p>
         </w:tc>
@@ -2802,6 +2847,42 @@
               <w:rPr>
                 <w:sz w:val="18"/>
               </w:rPr>
+            </w:r>
+            <w:r>
+              <w:rPr>
+                <w:b/>
+                <w:sz w:val="18"/>
+              </w:rPr>
+              <w:t>HOOK B (recommended):</w:t>
+            </w:r>
+            <w:r>
+              <w:rPr>
+                <w:sz w:val="18"/>
+              </w:rPr>
+              <w:t xml:space="preserve"> </w:t>
+            </w:r>
+            <w:r>
+              <w:rPr>
+                <w:b/>
+                <w:sz w:val="18"/>
+              </w:rPr>
+              <w:t>"Threat assessment specialist. That's the person the school brought into a meeting about my nine-year-old, because he pointed his fingers at a friend on the playground and said 'pew.'"</w:t>
+            </w:r>
+          </w:p>
+          <w:p/>
+          <w:p>
+            <w:r>
+              <w:rPr>
+                <w:b/>
+                <w:sz w:val="18"/>
+              </w:rPr>
+              <w:t>HOOK A (original):</w:t>
+            </w:r>
+            <w:r>
+              <w:rPr>
+                <w:sz w:val="18"/>
+              </w:rPr>
+              <w:t xml:space="preserve"> </w:t>
             </w:r>
             <w:r>
               <w:rPr>
@@ -4392,7 +4473,7 @@
                 <w:rFonts w:ascii="Consolas" w:hAnsi="Consolas"/>
                 <w:sz w:val="18"/>
               </w:rPr>
-              <w:t>He was labeled "a distraction."</w:t>
+              <w:t>His file said "distraction."</w:t>
             </w:r>
           </w:p>
         </w:tc>
@@ -4411,7 +4492,7 @@
                 <w:b/>
                 <w:sz w:val="18"/>
               </w:rPr>
-              <w:t>"Last year his file said he was a distraction."</w:t>
+              <w:t>"His file said 'distraction.'"</w:t>
             </w:r>
           </w:p>
         </w:tc>
@@ -5136,7 +5217,7 @@
                 <w:rFonts w:ascii="Consolas" w:hAnsi="Consolas"/>
                 <w:sz w:val="18"/>
               </w:rPr>
-              <w:t>I told his school: no chocolate.</w:t>
+              <w:t>No chocolate. I put it in writing.</w:t>
             </w:r>
           </w:p>
         </w:tc>
@@ -5155,7 +5236,7 @@
                 <w:b/>
                 <w:sz w:val="18"/>
               </w:rPr>
-              <w:t>"I told his school, in writing, no chocolate. It winds him up. Every kid's mother knows her own kid."</w:t>
+              <w:t>"No chocolate. I put it in writing, because it winds him up, and every kid's mother knows her own kid."</w:t>
             </w:r>
           </w:p>
         </w:tc>
@@ -5473,7 +5554,7 @@
                 <w:rFonts w:ascii="Consolas" w:hAnsi="Consolas"/>
                 <w:sz w:val="18"/>
               </w:rPr>
-              <w:t>Why it's called Runways n Poppies.</w:t>
+              <w:t>Flight and remembrance have the same birthday.</w:t>
             </w:r>
           </w:p>
         </w:tc>
@@ -5492,7 +5573,7 @@
                 <w:b/>
                 <w:sz w:val="18"/>
               </w:rPr>
-              <w:t>"People keep asking why the channel's called Runways n Poppies, like it's two different things I happened to like. It isn't."</w:t>
+              <w:t>"Flight and remembrance have the same birthday. Almost nobody knows it, and it's the reason this channel is called what it's called."</w:t>
             </w:r>
           </w:p>
         </w:tc>
@@ -5975,7 +6056,7 @@
                 <w:rFonts w:ascii="Consolas" w:hAnsi="Consolas"/>
                 <w:sz w:val="18"/>
               </w:rPr>
-              <w:t>You put a dollar in the can. Here's what you bought.</w:t>
+              <w:t>A disabled veteran made this by hand.</w:t>
             </w:r>
           </w:p>
         </w:tc>
@@ -5994,7 +6075,7 @@
                 <w:b/>
                 <w:sz w:val="18"/>
               </w:rPr>
-              <w:t>"Somebody handed you a little red paper flower outside a grocery store and you put a dollar in the can. Here's what you actually bought."</w:t>
+              <w:t>"A disabled veteran assembled that little red paper flower by hand, and got paid for the work. That's what your dollar bought."</w:t>
             </w:r>
           </w:p>
         </w:tc>
